--- a/challenge-2/unstructured_files/Programme Board Minutes 14 Feb 2024.docx
+++ b/challenge-2/unstructured_files/Programme Board Minutes 14 Feb 2024.docx
@@ -227,7 +227,7 @@
     </w:p>
     <w:p>
       <w:r>
-        <w:t xml:space="preserve">Discussion: Board member A asked whether the shortfall in notices was a capacity issue or a policy choice. SRO clarified that DWP had deliberately slowed the notice rate in late January due to the NAO report and associated media coverage. Board member B questioned whether this was an appropriate reason to deviate from the plan. SRO noted the Permanent Secretary had been briefed and was comfortable with the approach.</w:t>
+        <w:t xml:space="preserve">Discussion: Board member A asked whether the shortfall in notices was a capacity issue or a policy choice. SRO clarified that [DEPT-C] had deliberately slowed the notice rate in late January due to the [REG-B] report and associated media coverage. Board member B questioned whether this was an appropriate reason to deviate from the plan. SRO noted the Permanent Secretary had been briefed and was comfortable with the approach.</w:t>
       </w:r>
     </w:p>
     <w:p>
